--- a/odigoi/0_Preparatory_lab_Docker_Desktop-wsl.en.docx
+++ b/odigoi/0_Preparatory_lab_Docker_Desktop-wsl.en.docx
@@ -20,7 +20,7 @@
           <w:sz w:val="22"/>
           <w:szCs w:val="22"/>
         </w:rPr>
-        <w:id w:val="-1976910904"/>
+        <w:id w:val="-1884618073"/>
         <w:docPartObj>
           <w:docPartGallery w:val="Table of Contents"/>
           <w:docPartUnique/>
@@ -61,7 +61,7 @@
           <w:r>
             <w:fldChar w:fldCharType="separate"/>
           </w:r>
-          <w:hyperlink w:anchor="_Toc224650699" w:history="1">
+          <w:hyperlink w:anchor="_Toc224651072" w:history="1">
             <w:r>
               <w:rPr>
                 <w:rStyle w:val="Hyperlink"/>
@@ -88,7 +88,7 @@
                 <w:noProof/>
                 <w:webHidden/>
               </w:rPr>
-              <w:instrText xml:space="preserve"> PAGEREF _Toc224650699 \h </w:instrText>
+              <w:instrText xml:space="preserve"> PAGEREF _Toc224651072 \h </w:instrText>
             </w:r>
             <w:r>
               <w:rPr>
@@ -135,7 +135,7 @@
               <w14:ligatures w14:val="standardContextual"/>
             </w:rPr>
           </w:pPr>
-          <w:hyperlink w:anchor="_Toc224650700" w:history="1">
+          <w:hyperlink w:anchor="_Toc224651073" w:history="1">
             <w:r>
               <w:rPr>
                 <w:rStyle w:val="Hyperlink"/>
@@ -162,7 +162,7 @@
                 <w:noProof/>
                 <w:webHidden/>
               </w:rPr>
-              <w:instrText xml:space="preserve"> PAGEREF _Toc224650700 \h </w:instrText>
+              <w:instrText xml:space="preserve"> PAGEREF _Toc224651073 \h </w:instrText>
             </w:r>
             <w:r>
               <w:rPr>
@@ -209,7 +209,7 @@
               <w14:ligatures w14:val="standardContextual"/>
             </w:rPr>
           </w:pPr>
-          <w:hyperlink w:anchor="_Toc224650701" w:history="1">
+          <w:hyperlink w:anchor="_Toc224651074" w:history="1">
             <w:r>
               <w:rPr>
                 <w:rStyle w:val="Hyperlink"/>
@@ -236,7 +236,7 @@
                 <w:noProof/>
                 <w:webHidden/>
               </w:rPr>
-              <w:instrText xml:space="preserve"> PAGEREF _Toc224650701 \h </w:instrText>
+              <w:instrText xml:space="preserve"> PAGEREF _Toc224651074 \h </w:instrText>
             </w:r>
             <w:r>
               <w:rPr>
@@ -283,7 +283,7 @@
               <w14:ligatures w14:val="standardContextual"/>
             </w:rPr>
           </w:pPr>
-          <w:hyperlink w:anchor="_Toc224650702" w:history="1">
+          <w:hyperlink w:anchor="_Toc224651075" w:history="1">
             <w:r>
               <w:rPr>
                 <w:rStyle w:val="Hyperlink"/>
@@ -310,7 +310,7 @@
                 <w:noProof/>
                 <w:webHidden/>
               </w:rPr>
-              <w:instrText xml:space="preserve"> PAGEREF _Toc224650702 \h </w:instrText>
+              <w:instrText xml:space="preserve"> PAGEREF _Toc224651075 \h </w:instrText>
             </w:r>
             <w:r>
               <w:rPr>
@@ -358,7 +358,7 @@
         <w:pStyle w:val="Heading1"/>
       </w:pPr>
       <w:bookmarkStart w:id="0" w:name="Xa25cc5ae002b0b87677d4bc7fa15543cc41913e"/>
-      <w:bookmarkStart w:id="1" w:name="_Toc224650699"/>
+      <w:bookmarkStart w:id="1" w:name="_Toc224651072"/>
       <w:r>
         <w:t>Enabling WSL and Virtual Machine Platform</w:t>
       </w:r>
@@ -424,7 +424,7 @@
         </w:rPr>
         <w:lastRenderedPageBreak/>
         <w:drawing>
-          <wp:inline distT="0" distB="0" distL="0" distR="0" wp14:anchorId="467456F5" wp14:editId="7838D000">
+          <wp:inline distT="0" distB="0" distL="0" distR="0" wp14:anchorId="7C7F0024" wp14:editId="2F356F06">
             <wp:extent cx="4398745" cy="6429675"/>
             <wp:effectExtent l="0" t="0" r="0" b="0"/>
             <wp:docPr id="22" name="Picture" descr="Figure 1"/>
@@ -549,7 +549,7 @@
         </w:rPr>
         <w:lastRenderedPageBreak/>
         <w:drawing>
-          <wp:inline distT="0" distB="0" distL="0" distR="0" wp14:anchorId="3690942D" wp14:editId="639145B5">
+          <wp:inline distT="0" distB="0" distL="0" distR="0" wp14:anchorId="2FF0FC18" wp14:editId="4B03E010">
             <wp:extent cx="6692900" cy="3783205"/>
             <wp:effectExtent l="0" t="0" r="0" b="0"/>
             <wp:docPr id="25" name="Picture" descr="Figure 2"/>
@@ -600,7 +600,7 @@
           <w:noProof/>
         </w:rPr>
         <w:drawing>
-          <wp:inline distT="0" distB="0" distL="0" distR="0" wp14:anchorId="572C15E8" wp14:editId="5151475D">
+          <wp:inline distT="0" distB="0" distL="0" distR="0" wp14:anchorId="6EB79A41" wp14:editId="14A5A4A7">
             <wp:extent cx="6692900" cy="912378"/>
             <wp:effectExtent l="0" t="0" r="0" b="0"/>
             <wp:docPr id="28" name="Picture" descr="Figure 3"/>
@@ -647,7 +647,7 @@
         <w:pStyle w:val="Heading2"/>
       </w:pPr>
       <w:bookmarkStart w:id="2" w:name="ubuntu-configuration"/>
-      <w:bookmarkStart w:id="3" w:name="_Toc224650700"/>
+      <w:bookmarkStart w:id="3" w:name="_Toc224651073"/>
       <w:r>
         <w:t>Ubuntu configuration</w:t>
       </w:r>
@@ -695,7 +695,7 @@
         </w:rPr>
         <w:lastRenderedPageBreak/>
         <w:drawing>
-          <wp:inline distT="0" distB="0" distL="0" distR="0" wp14:anchorId="362B8BB5" wp14:editId="3F9B7F30">
+          <wp:inline distT="0" distB="0" distL="0" distR="0" wp14:anchorId="31AA6A05" wp14:editId="71B20300">
             <wp:extent cx="6063915" cy="4032985"/>
             <wp:effectExtent l="0" t="0" r="0" b="0"/>
             <wp:docPr id="31" name="Picture" descr="Figure 4"/>
@@ -761,7 +761,7 @@
           <w:noProof/>
         </w:rPr>
         <w:drawing>
-          <wp:inline distT="0" distB="0" distL="0" distR="0" wp14:anchorId="4B6B2582" wp14:editId="688ADA98">
+          <wp:inline distT="0" distB="0" distL="0" distR="0" wp14:anchorId="552A1840" wp14:editId="4AF135D4">
             <wp:extent cx="6692900" cy="834345"/>
             <wp:effectExtent l="0" t="0" r="0" b="0"/>
             <wp:docPr id="34" name="Picture" descr="Figure 7"/>
@@ -808,7 +808,7 @@
         <w:pStyle w:val="Heading2"/>
       </w:pPr>
       <w:bookmarkStart w:id="4" w:name="upgrades-and-updates"/>
-      <w:bookmarkStart w:id="5" w:name="_Toc224650701"/>
+      <w:bookmarkStart w:id="5" w:name="_Toc224651074"/>
       <w:bookmarkEnd w:id="2"/>
       <w:r>
         <w:t>Upgrades and updates</w:t>
@@ -940,7 +940,7 @@
           <w:noProof/>
         </w:rPr>
         <w:drawing>
-          <wp:inline distT="0" distB="0" distL="0" distR="0" wp14:anchorId="31F0E86A" wp14:editId="0210F344">
+          <wp:inline distT="0" distB="0" distL="0" distR="0" wp14:anchorId="22AAD30B" wp14:editId="0E6F1C59">
             <wp:extent cx="4321743" cy="750770"/>
             <wp:effectExtent l="0" t="0" r="0" b="0"/>
             <wp:docPr id="38" name="Picture" descr="Figure 5"/>
@@ -1140,7 +1140,7 @@
         <w:pStyle w:val="Heading1"/>
       </w:pPr>
       <w:bookmarkStart w:id="6" w:name="installing-docker-desktop"/>
-      <w:bookmarkStart w:id="7" w:name="_Toc224650702"/>
+      <w:bookmarkStart w:id="7" w:name="_Toc224651075"/>
       <w:bookmarkEnd w:id="0"/>
       <w:bookmarkEnd w:id="4"/>
       <w:r>
@@ -1187,7 +1187,7 @@
           <w:noProof/>
         </w:rPr>
         <w:drawing>
-          <wp:inline distT="0" distB="0" distL="0" distR="0" wp14:anchorId="5F51397D" wp14:editId="4A175CAF">
+          <wp:inline distT="0" distB="0" distL="0" distR="0" wp14:anchorId="579F4385" wp14:editId="13EE2035">
             <wp:extent cx="6692900" cy="4471964"/>
             <wp:effectExtent l="0" t="0" r="0" b="0"/>
             <wp:docPr id="44" name="Picture" descr="Figure 18"/>
@@ -1269,7 +1269,7 @@
         </w:rPr>
         <w:lastRenderedPageBreak/>
         <w:drawing>
-          <wp:inline distT="0" distB="0" distL="0" distR="0" wp14:anchorId="7D4B821B" wp14:editId="54CB5286">
+          <wp:inline distT="0" distB="0" distL="0" distR="0" wp14:anchorId="31565165" wp14:editId="577D55C0">
             <wp:extent cx="6692900" cy="1599019"/>
             <wp:effectExtent l="0" t="0" r="0" b="0"/>
             <wp:docPr id="47" name="Picture" descr="Figure 11"/>
@@ -1363,7 +1363,7 @@
           <w:noProof/>
         </w:rPr>
         <w:drawing>
-          <wp:inline distT="0" distB="0" distL="0" distR="0" wp14:anchorId="1729BD51" wp14:editId="37508FB6">
+          <wp:inline distT="0" distB="0" distL="0" distR="0" wp14:anchorId="7E4F7A37" wp14:editId="4A109D85">
             <wp:extent cx="6692900" cy="4615132"/>
             <wp:effectExtent l="0" t="0" r="0" b="0"/>
             <wp:docPr id="50" name="Picture" descr="Figure 8"/>
@@ -1433,7 +1433,7 @@
         </w:rPr>
         <w:lastRenderedPageBreak/>
         <w:drawing>
-          <wp:inline distT="0" distB="0" distL="0" distR="0" wp14:anchorId="28A6174E" wp14:editId="06D8CB2E">
+          <wp:inline distT="0" distB="0" distL="0" distR="0" wp14:anchorId="7A77D5CC" wp14:editId="6251F52F">
             <wp:extent cx="6692900" cy="2919863"/>
             <wp:effectExtent l="0" t="0" r="0" b="0"/>
             <wp:docPr id="53" name="Picture" descr="Figure 9"/>
@@ -1578,7 +1578,7 @@
           <w:noProof/>
         </w:rPr>
         <w:drawing>
-          <wp:inline distT="0" distB="0" distL="0" distR="0" wp14:anchorId="45F74DE5" wp14:editId="3B742E25">
+          <wp:inline distT="0" distB="0" distL="0" distR="0" wp14:anchorId="7D37F27F" wp14:editId="665EFDF3">
             <wp:extent cx="6692900" cy="3622664"/>
             <wp:effectExtent l="0" t="0" r="0" b="0"/>
             <wp:docPr id="56" name="Picture" descr="Figure 21"/>
@@ -1655,7 +1655,7 @@
         </w:rPr>
         <w:lastRenderedPageBreak/>
         <w:drawing>
-          <wp:inline distT="0" distB="0" distL="0" distR="0" wp14:anchorId="731B271E" wp14:editId="73B89664">
+          <wp:inline distT="0" distB="0" distL="0" distR="0" wp14:anchorId="65415161" wp14:editId="15DBEAFB">
             <wp:extent cx="6692900" cy="4142408"/>
             <wp:effectExtent l="0" t="0" r="0" b="0"/>
             <wp:docPr id="59" name="Picture" descr="Figure 12"/>
@@ -1771,7 +1771,7 @@
           <w:noProof/>
         </w:rPr>
         <w:drawing>
-          <wp:inline distT="0" distB="0" distL="0" distR="0" wp14:anchorId="0B6E7B22" wp14:editId="2876841F">
+          <wp:inline distT="0" distB="0" distL="0" distR="0" wp14:anchorId="30D25283" wp14:editId="0FB42F54">
             <wp:extent cx="4918509" cy="952901"/>
             <wp:effectExtent l="0" t="0" r="0" b="0"/>
             <wp:docPr id="62" name="Picture" descr="Figure 10"/>
@@ -1856,7 +1856,7 @@
           <w:noProof/>
         </w:rPr>
         <w:drawing>
-          <wp:inline distT="0" distB="0" distL="0" distR="0" wp14:anchorId="65B758A6" wp14:editId="45D0CBC5">
+          <wp:inline distT="0" distB="0" distL="0" distR="0" wp14:anchorId="0E8864CA" wp14:editId="218F407F">
             <wp:extent cx="6692900" cy="4431561"/>
             <wp:effectExtent l="0" t="0" r="0" b="0"/>
             <wp:docPr id="65" name="Picture" descr="Figure 25"/>
@@ -2400,7 +2400,7 @@
   <w:abstractNum w:abstractNumId="9" w15:restartNumberingAfterBreak="0">
     <w:nsid w:val="0000A990"/>
     <w:multiLevelType w:val="multilevel"/>
-    <w:tmpl w:val="F0884390"/>
+    <w:tmpl w:val="4BA0AEC6"/>
     <w:lvl w:ilvl="0">
       <w:numFmt w:val="bullet"/>
       <w:lvlText w:val=" "/>
@@ -2474,34 +2474,34 @@
       </w:pPr>
     </w:lvl>
   </w:abstractNum>
-  <w:num w:numId="1" w16cid:durableId="1506746795">
+  <w:num w:numId="1" w16cid:durableId="1204555589">
     <w:abstractNumId w:val="8"/>
   </w:num>
-  <w:num w:numId="2" w16cid:durableId="366636894">
+  <w:num w:numId="2" w16cid:durableId="1159422288">
     <w:abstractNumId w:val="6"/>
   </w:num>
-  <w:num w:numId="3" w16cid:durableId="1522820470">
+  <w:num w:numId="3" w16cid:durableId="2005664169">
     <w:abstractNumId w:val="5"/>
   </w:num>
-  <w:num w:numId="4" w16cid:durableId="781656703">
+  <w:num w:numId="4" w16cid:durableId="48236592">
     <w:abstractNumId w:val="4"/>
   </w:num>
-  <w:num w:numId="5" w16cid:durableId="604925797">
+  <w:num w:numId="5" w16cid:durableId="1987780976">
     <w:abstractNumId w:val="7"/>
   </w:num>
-  <w:num w:numId="6" w16cid:durableId="1663049610">
+  <w:num w:numId="6" w16cid:durableId="1917591996">
     <w:abstractNumId w:val="3"/>
   </w:num>
-  <w:num w:numId="7" w16cid:durableId="1373535587">
+  <w:num w:numId="7" w16cid:durableId="1715151168">
     <w:abstractNumId w:val="2"/>
   </w:num>
-  <w:num w:numId="8" w16cid:durableId="146283337">
+  <w:num w:numId="8" w16cid:durableId="628129436">
     <w:abstractNumId w:val="1"/>
   </w:num>
-  <w:num w:numId="9" w16cid:durableId="179702003">
+  <w:num w:numId="9" w16cid:durableId="1777825017">
     <w:abstractNumId w:val="0"/>
   </w:num>
-  <w:num w:numId="10" w16cid:durableId="290938722">
+  <w:num w:numId="10" w16cid:durableId="164715105">
     <w:abstractNumId w:val="9"/>
   </w:num>
 </w:numbering>
@@ -14322,7 +14322,7 @@
     <w:autoRedefine/>
     <w:uiPriority w:val="39"/>
     <w:unhideWhenUsed/>
-    <w:rsid w:val="0000036F"/>
+    <w:rsid w:val="006C44B6"/>
     <w:pPr>
       <w:spacing w:after="100"/>
     </w:pPr>
@@ -14334,7 +14334,7 @@
     <w:autoRedefine/>
     <w:uiPriority w:val="39"/>
     <w:unhideWhenUsed/>
-    <w:rsid w:val="0000036F"/>
+    <w:rsid w:val="006C44B6"/>
     <w:pPr>
       <w:spacing w:after="100"/>
       <w:ind w:left="220"/>
@@ -14345,7 +14345,7 @@
     <w:basedOn w:val="DefaultParagraphFont"/>
     <w:uiPriority w:val="99"/>
     <w:unhideWhenUsed/>
-    <w:rsid w:val="0000036F"/>
+    <w:rsid w:val="006C44B6"/>
     <w:rPr>
       <w:color w:val="0000FF" w:themeColor="hyperlink"/>
       <w:u w:val="single"/>
